--- a/src/Tests/Inputs/word/table_cell_margin_per_cell/input.docx
+++ b/src/Tests/Inputs/word/table_cell_margin_per_cell/input.docx
@@ -10,12 +10,12 @@
     <w:tbl>
       <w:tblPr>
         <w:tblBorders>
-          <w:top w:val="single" w:color="000000" w:sz="4"/>
-          <w:bottom w:val="single" w:color="000000" w:sz="4"/>
-          <w:left w:val="single" w:color="000000" w:sz="4"/>
-          <w:right w:val="single" w:color="000000" w:sz="4"/>
-          <w:insideH w:val="single" w:color="000000" w:sz="4"/>
-          <w:insideV w:val="single" w:color="000000" w:sz="4"/>
+          <w:top w:val="single" w:color="000000" w:sz="24"/>
+          <w:bottom w:val="single" w:color="000000" w:sz="24"/>
+          <w:left w:val="single" w:color="000000" w:sz="24"/>
+          <w:right w:val="single" w:color="000000" w:sz="24"/>
+          <w:insideH w:val="single" w:color="000000" w:sz="24"/>
+          <w:insideV w:val="single" w:color="000000" w:sz="24"/>
         </w:tblBorders>
       </w:tblPr>
       <w:tr>
